--- a/data/outputs/v2/Grade11/Biology/Quizzes/SS3.3_Excretion_and_Homeostasis_in_Animals/Biology_G11_SS3.3_Excretion_and_Homeostasis_in_Animals_L4_AnswerKey.docx
+++ b/data/outputs/v2/Grade11/Biology/Quizzes/SS3.3_Excretion_and_Homeostasis_in_Animals/Biology_G11_SS3.3_Excretion_and_Homeostasis_in_Animals_L4_AnswerKey.docx
@@ -1405,7 +1405,7 @@
         </w:rPr>
         <w:t xml:space="preserve">© 2026 SeaVuria and ARES. Aligned with KICD objectives. Developed by SeaVuria; technical implementation by ARES (with AI assistance from Claude). Licensed under </w:t>
       </w:r>
-      <w:hyperlink w:history="1" r:id="rId-se8qe4yhlpkmkzoysxcq">
+      <w:hyperlink w:history="1" r:id="rIdwrm22w4-nmll5lcp2zvfc">
         <w:r>
           <w:rPr>
             <w:rFonts w:ascii="Arial" w:cs="Arial" w:eastAsia="Arial" w:hAnsi="Arial"/>
@@ -1426,7 +1426,7 @@
         </w:rPr>
         <w:t xml:space="preserve"> (</w:t>
       </w:r>
-      <w:hyperlink w:history="1" r:id="rIdunstu12fwepl1qoilqacg">
+      <w:hyperlink w:history="1" r:id="rIdno3o75nybrl44jj_yqzhy">
         <w:r>
           <w:rPr>
             <w:rFonts w:ascii="Arial" w:cs="Arial" w:eastAsia="Arial" w:hAnsi="Arial"/>

--- a/data/outputs/v2/Grade11/Biology/Quizzes/SS3.3_Excretion_and_Homeostasis_in_Animals/Biology_G11_SS3.3_Excretion_and_Homeostasis_in_Animals_L4_AnswerKey.docx
+++ b/data/outputs/v2/Grade11/Biology/Quizzes/SS3.3_Excretion_and_Homeostasis_in_Animals/Biology_G11_SS3.3_Excretion_and_Homeostasis_in_Animals_L4_AnswerKey.docx
@@ -1405,7 +1405,7 @@
         </w:rPr>
         <w:t xml:space="preserve">© 2026 SeaVuria and ARES. Aligned with KICD objectives. Developed by SeaVuria; technical implementation by ARES (with AI assistance from Claude). Licensed under </w:t>
       </w:r>
-      <w:hyperlink w:history="1" r:id="rIdwrm22w4-nmll5lcp2zvfc">
+      <w:hyperlink w:history="1" r:id="rIdiz0magizrn-qydce0diiq">
         <w:r>
           <w:rPr>
             <w:rFonts w:ascii="Arial" w:cs="Arial" w:eastAsia="Arial" w:hAnsi="Arial"/>
@@ -1426,7 +1426,7 @@
         </w:rPr>
         <w:t xml:space="preserve"> (</w:t>
       </w:r>
-      <w:hyperlink w:history="1" r:id="rIdno3o75nybrl44jj_yqzhy">
+      <w:hyperlink w:history="1" r:id="rId_o64eamgho_b0kjh4s6du">
         <w:r>
           <w:rPr>
             <w:rFonts w:ascii="Arial" w:cs="Arial" w:eastAsia="Arial" w:hAnsi="Arial"/>
